--- a/tests/fixtures/docx-authored/effectus--seminar--diplomski--neuredan.docx
+++ b/tests/fixtures/docx-authored/effectus--seminar--diplomski--neuredan.docx
@@ -58,7 +58,7 @@
       <w:pPr>
         <w:pStyle w:val="BodyText"/>
         <w:bidi w:val="0"/>
-        <w:spacing w:lineRule="auto" w:line="276" w:before="0" w:after="120"/>
+        <w:spacing w:lineRule="auto" w:line="276" w:before="0" w:after="340"/>
         <w:jc w:val="both"/>
         <w:rPr/>
       </w:pPr>
@@ -83,7 +83,7 @@
       <w:pPr>
         <w:pStyle w:val="BodyText"/>
         <w:bidi w:val="0"/>
-        <w:spacing w:lineRule="auto" w:line="276" w:before="0" w:after="120"/>
+        <w:spacing w:lineRule="auto" w:line="276" w:before="0" w:after="340"/>
         <w:jc w:val="both"/>
         <w:rPr/>
       </w:pPr>
@@ -246,67 +246,67 @@
       <w:pPr>
         <w:pStyle w:val="BodyText"/>
         <w:bidi w:val="0"/>
-        <w:spacing w:lineRule="auto" w:line="276" w:before="0" w:after="120"/>
-        <w:jc w:val="both"/>
-        <w:rPr/>
-      </w:pPr>
-      <w:r>
-        <w:rPr/>
-      </w:r>
-    </w:p>
-    <w:p>
-      <w:pPr>
-        <w:pStyle w:val="BodyText"/>
-        <w:bidi w:val="0"/>
-        <w:spacing w:lineRule="auto" w:line="276" w:before="0" w:after="120"/>
-        <w:jc w:val="both"/>
-        <w:rPr/>
-      </w:pPr>
-      <w:r>
-        <w:rPr/>
-      </w:r>
-    </w:p>
-    <w:p>
-      <w:pPr>
-        <w:pStyle w:val="BodyText"/>
-        <w:bidi w:val="0"/>
-        <w:spacing w:lineRule="auto" w:line="276" w:before="0" w:after="120"/>
-        <w:jc w:val="both"/>
-        <w:rPr/>
-      </w:pPr>
-      <w:r>
-        <w:rPr/>
-      </w:r>
-    </w:p>
-    <w:p>
-      <w:pPr>
-        <w:pStyle w:val="BodyText"/>
-        <w:bidi w:val="0"/>
-        <w:spacing w:lineRule="auto" w:line="276" w:before="0" w:after="120"/>
-        <w:jc w:val="both"/>
-        <w:rPr/>
-      </w:pPr>
-      <w:r>
-        <w:rPr/>
-      </w:r>
-    </w:p>
-    <w:p>
-      <w:pPr>
-        <w:pStyle w:val="BodyText"/>
-        <w:bidi w:val="0"/>
-        <w:spacing w:lineRule="auto" w:line="276" w:before="0" w:after="120"/>
-        <w:jc w:val="both"/>
-        <w:rPr/>
-      </w:pPr>
-      <w:r>
-        <w:rPr/>
-      </w:r>
-    </w:p>
-    <w:p>
-      <w:pPr>
-        <w:pStyle w:val="BodyText"/>
-        <w:bidi w:val="0"/>
-        <w:spacing w:lineRule="auto" w:line="276" w:before="0" w:after="120"/>
+        <w:spacing w:lineRule="auto" w:line="276" w:before="0" w:after="340"/>
+        <w:jc w:val="both"/>
+        <w:rPr/>
+      </w:pPr>
+      <w:r>
+        <w:rPr/>
+      </w:r>
+    </w:p>
+    <w:p>
+      <w:pPr>
+        <w:pStyle w:val="BodyText"/>
+        <w:bidi w:val="0"/>
+        <w:spacing w:lineRule="auto" w:line="276" w:before="0" w:after="340"/>
+        <w:jc w:val="both"/>
+        <w:rPr/>
+      </w:pPr>
+      <w:r>
+        <w:rPr/>
+      </w:r>
+    </w:p>
+    <w:p>
+      <w:pPr>
+        <w:pStyle w:val="BodyText"/>
+        <w:bidi w:val="0"/>
+        <w:spacing w:lineRule="auto" w:line="276" w:before="0" w:after="340"/>
+        <w:jc w:val="both"/>
+        <w:rPr/>
+      </w:pPr>
+      <w:r>
+        <w:rPr/>
+      </w:r>
+    </w:p>
+    <w:p>
+      <w:pPr>
+        <w:pStyle w:val="BodyText"/>
+        <w:bidi w:val="0"/>
+        <w:spacing w:lineRule="auto" w:line="276" w:before="0" w:after="340"/>
+        <w:jc w:val="both"/>
+        <w:rPr/>
+      </w:pPr>
+      <w:r>
+        <w:rPr/>
+      </w:r>
+    </w:p>
+    <w:p>
+      <w:pPr>
+        <w:pStyle w:val="BodyText"/>
+        <w:bidi w:val="0"/>
+        <w:spacing w:lineRule="auto" w:line="276" w:before="0" w:after="340"/>
+        <w:jc w:val="both"/>
+        <w:rPr/>
+      </w:pPr>
+      <w:r>
+        <w:rPr/>
+      </w:r>
+    </w:p>
+    <w:p>
+      <w:pPr>
+        <w:pStyle w:val="BodyText"/>
+        <w:bidi w:val="0"/>
+        <w:spacing w:lineRule="auto" w:line="276" w:before="0" w:after="340"/>
         <w:jc w:val="both"/>
         <w:rPr/>
       </w:pPr>
@@ -330,7 +330,7 @@
       <w:pPr>
         <w:pStyle w:val="BodyText"/>
         <w:bidi w:val="0"/>
-        <w:spacing w:lineRule="auto" w:line="276" w:before="0" w:after="120"/>
+        <w:spacing w:lineRule="auto" w:line="276" w:before="0" w:after="340"/>
         <w:jc w:val="both"/>
         <w:rPr/>
       </w:pPr>
@@ -350,7 +350,7 @@
       <w:pPr>
         <w:pStyle w:val="BodyText"/>
         <w:bidi w:val="0"/>
-        <w:spacing w:lineRule="auto" w:line="276" w:before="0" w:after="120"/>
+        <w:spacing w:lineRule="auto" w:line="276" w:before="0" w:after="340"/>
         <w:jc w:val="both"/>
         <w:rPr/>
       </w:pPr>
@@ -370,67 +370,67 @@
       <w:pPr>
         <w:pStyle w:val="BodyText"/>
         <w:bidi w:val="0"/>
-        <w:spacing w:lineRule="auto" w:line="276" w:before="0" w:after="120"/>
-        <w:jc w:val="both"/>
-        <w:rPr/>
-      </w:pPr>
-      <w:r>
-        <w:rPr/>
-      </w:r>
-    </w:p>
-    <w:p>
-      <w:pPr>
-        <w:pStyle w:val="BodyText"/>
-        <w:bidi w:val="0"/>
-        <w:spacing w:lineRule="auto" w:line="276" w:before="0" w:after="120"/>
-        <w:jc w:val="both"/>
-        <w:rPr/>
-      </w:pPr>
-      <w:r>
-        <w:rPr/>
-      </w:r>
-    </w:p>
-    <w:p>
-      <w:pPr>
-        <w:pStyle w:val="BodyText"/>
-        <w:bidi w:val="0"/>
-        <w:spacing w:lineRule="auto" w:line="276" w:before="0" w:after="120"/>
-        <w:jc w:val="both"/>
-        <w:rPr/>
-      </w:pPr>
-      <w:r>
-        <w:rPr/>
-      </w:r>
-    </w:p>
-    <w:p>
-      <w:pPr>
-        <w:pStyle w:val="BodyText"/>
-        <w:bidi w:val="0"/>
-        <w:spacing w:lineRule="auto" w:line="276" w:before="0" w:after="120"/>
-        <w:jc w:val="both"/>
-        <w:rPr/>
-      </w:pPr>
-      <w:r>
-        <w:rPr/>
-      </w:r>
-    </w:p>
-    <w:p>
-      <w:pPr>
-        <w:pStyle w:val="BodyText"/>
-        <w:bidi w:val="0"/>
-        <w:spacing w:lineRule="auto" w:line="276" w:before="0" w:after="120"/>
-        <w:jc w:val="both"/>
-        <w:rPr/>
-      </w:pPr>
-      <w:r>
-        <w:rPr/>
-      </w:r>
-    </w:p>
-    <w:p>
-      <w:pPr>
-        <w:pStyle w:val="BodyText"/>
-        <w:bidi w:val="0"/>
-        <w:spacing w:lineRule="auto" w:line="276" w:before="0" w:after="120"/>
+        <w:spacing w:lineRule="auto" w:line="276" w:before="0" w:after="340"/>
+        <w:jc w:val="both"/>
+        <w:rPr/>
+      </w:pPr>
+      <w:r>
+        <w:rPr/>
+      </w:r>
+    </w:p>
+    <w:p>
+      <w:pPr>
+        <w:pStyle w:val="BodyText"/>
+        <w:bidi w:val="0"/>
+        <w:spacing w:lineRule="auto" w:line="276" w:before="0" w:after="340"/>
+        <w:jc w:val="both"/>
+        <w:rPr/>
+      </w:pPr>
+      <w:r>
+        <w:rPr/>
+      </w:r>
+    </w:p>
+    <w:p>
+      <w:pPr>
+        <w:pStyle w:val="BodyText"/>
+        <w:bidi w:val="0"/>
+        <w:spacing w:lineRule="auto" w:line="276" w:before="0" w:after="340"/>
+        <w:jc w:val="both"/>
+        <w:rPr/>
+      </w:pPr>
+      <w:r>
+        <w:rPr/>
+      </w:r>
+    </w:p>
+    <w:p>
+      <w:pPr>
+        <w:pStyle w:val="BodyText"/>
+        <w:bidi w:val="0"/>
+        <w:spacing w:lineRule="auto" w:line="276" w:before="0" w:after="340"/>
+        <w:jc w:val="both"/>
+        <w:rPr/>
+      </w:pPr>
+      <w:r>
+        <w:rPr/>
+      </w:r>
+    </w:p>
+    <w:p>
+      <w:pPr>
+        <w:pStyle w:val="BodyText"/>
+        <w:bidi w:val="0"/>
+        <w:spacing w:lineRule="auto" w:line="276" w:before="0" w:after="340"/>
+        <w:jc w:val="both"/>
+        <w:rPr/>
+      </w:pPr>
+      <w:r>
+        <w:rPr/>
+      </w:r>
+    </w:p>
+    <w:p>
+      <w:pPr>
+        <w:pStyle w:val="BodyText"/>
+        <w:bidi w:val="0"/>
+        <w:spacing w:lineRule="auto" w:line="276" w:before="0" w:after="340"/>
         <w:jc w:val="both"/>
         <w:rPr/>
       </w:pPr>
@@ -454,7 +454,7 @@
       <w:pPr>
         <w:pStyle w:val="BodyText"/>
         <w:bidi w:val="0"/>
-        <w:spacing w:lineRule="auto" w:line="276" w:before="0" w:after="120"/>
+        <w:spacing w:lineRule="auto" w:line="276" w:before="0" w:after="340"/>
         <w:jc w:val="both"/>
         <w:rPr/>
       </w:pPr>
@@ -467,7 +467,7 @@
       <w:pPr>
         <w:pStyle w:val="BodyText"/>
         <w:bidi w:val="0"/>
-        <w:spacing w:lineRule="auto" w:line="276" w:before="0" w:after="120"/>
+        <w:spacing w:lineRule="auto" w:line="276" w:before="0" w:after="340"/>
         <w:jc w:val="both"/>
         <w:rPr/>
       </w:pPr>
@@ -480,67 +480,67 @@
       <w:pPr>
         <w:pStyle w:val="BodyText"/>
         <w:bidi w:val="0"/>
-        <w:spacing w:lineRule="auto" w:line="276" w:before="0" w:after="120"/>
-        <w:jc w:val="both"/>
-        <w:rPr/>
-      </w:pPr>
-      <w:r>
-        <w:rPr/>
-      </w:r>
-    </w:p>
-    <w:p>
-      <w:pPr>
-        <w:pStyle w:val="BodyText"/>
-        <w:bidi w:val="0"/>
-        <w:spacing w:lineRule="auto" w:line="276" w:before="0" w:after="120"/>
-        <w:jc w:val="both"/>
-        <w:rPr/>
-      </w:pPr>
-      <w:r>
-        <w:rPr/>
-      </w:r>
-    </w:p>
-    <w:p>
-      <w:pPr>
-        <w:pStyle w:val="BodyText"/>
-        <w:bidi w:val="0"/>
-        <w:spacing w:lineRule="auto" w:line="276" w:before="0" w:after="120"/>
-        <w:jc w:val="both"/>
-        <w:rPr/>
-      </w:pPr>
-      <w:r>
-        <w:rPr/>
-      </w:r>
-    </w:p>
-    <w:p>
-      <w:pPr>
-        <w:pStyle w:val="BodyText"/>
-        <w:bidi w:val="0"/>
-        <w:spacing w:lineRule="auto" w:line="276" w:before="0" w:after="120"/>
-        <w:jc w:val="both"/>
-        <w:rPr/>
-      </w:pPr>
-      <w:r>
-        <w:rPr/>
-      </w:r>
-    </w:p>
-    <w:p>
-      <w:pPr>
-        <w:pStyle w:val="BodyText"/>
-        <w:bidi w:val="0"/>
-        <w:spacing w:lineRule="auto" w:line="276" w:before="0" w:after="120"/>
-        <w:jc w:val="both"/>
-        <w:rPr/>
-      </w:pPr>
-      <w:r>
-        <w:rPr/>
-      </w:r>
-    </w:p>
-    <w:p>
-      <w:pPr>
-        <w:pStyle w:val="BodyText"/>
-        <w:bidi w:val="0"/>
-        <w:spacing w:lineRule="auto" w:line="276" w:before="0" w:after="120"/>
+        <w:spacing w:lineRule="auto" w:line="276" w:before="0" w:after="340"/>
+        <w:jc w:val="both"/>
+        <w:rPr/>
+      </w:pPr>
+      <w:r>
+        <w:rPr/>
+      </w:r>
+    </w:p>
+    <w:p>
+      <w:pPr>
+        <w:pStyle w:val="BodyText"/>
+        <w:bidi w:val="0"/>
+        <w:spacing w:lineRule="auto" w:line="276" w:before="0" w:after="340"/>
+        <w:jc w:val="both"/>
+        <w:rPr/>
+      </w:pPr>
+      <w:r>
+        <w:rPr/>
+      </w:r>
+    </w:p>
+    <w:p>
+      <w:pPr>
+        <w:pStyle w:val="BodyText"/>
+        <w:bidi w:val="0"/>
+        <w:spacing w:lineRule="auto" w:line="276" w:before="0" w:after="340"/>
+        <w:jc w:val="both"/>
+        <w:rPr/>
+      </w:pPr>
+      <w:r>
+        <w:rPr/>
+      </w:r>
+    </w:p>
+    <w:p>
+      <w:pPr>
+        <w:pStyle w:val="BodyText"/>
+        <w:bidi w:val="0"/>
+        <w:spacing w:lineRule="auto" w:line="276" w:before="0" w:after="340"/>
+        <w:jc w:val="both"/>
+        <w:rPr/>
+      </w:pPr>
+      <w:r>
+        <w:rPr/>
+      </w:r>
+    </w:p>
+    <w:p>
+      <w:pPr>
+        <w:pStyle w:val="BodyText"/>
+        <w:bidi w:val="0"/>
+        <w:spacing w:lineRule="auto" w:line="276" w:before="0" w:after="340"/>
+        <w:jc w:val="both"/>
+        <w:rPr/>
+      </w:pPr>
+      <w:r>
+        <w:rPr/>
+      </w:r>
+    </w:p>
+    <w:p>
+      <w:pPr>
+        <w:pStyle w:val="BodyText"/>
+        <w:bidi w:val="0"/>
+        <w:spacing w:lineRule="auto" w:line="276" w:before="0" w:after="340"/>
         <w:jc w:val="both"/>
         <w:rPr/>
       </w:pPr>
@@ -566,7 +566,7 @@
       <w:pPr>
         <w:pStyle w:val="BodyText"/>
         <w:bidi w:val="0"/>
-        <w:spacing w:lineRule="auto" w:line="276" w:before="0" w:after="120"/>
+        <w:spacing w:lineRule="auto" w:line="276" w:before="0" w:after="340"/>
         <w:jc w:val="both"/>
         <w:rPr/>
       </w:pPr>
@@ -585,7 +585,7 @@
       <w:pPr>
         <w:pStyle w:val="BodyText"/>
         <w:bidi w:val="0"/>
-        <w:spacing w:lineRule="auto" w:line="276" w:before="0" w:after="120"/>
+        <w:spacing w:lineRule="auto" w:line="276" w:before="0" w:after="340"/>
         <w:jc w:val="both"/>
         <w:rPr/>
       </w:pPr>
@@ -604,7 +604,7 @@
       <w:pPr>
         <w:pStyle w:val="BodyText"/>
         <w:bidi w:val="0"/>
-        <w:spacing w:lineRule="auto" w:line="276" w:before="0" w:after="120"/>
+        <w:spacing w:lineRule="auto" w:line="276" w:before="0" w:after="340"/>
         <w:jc w:val="both"/>
         <w:rPr/>
       </w:pPr>
@@ -623,67 +623,67 @@
       <w:pPr>
         <w:pStyle w:val="BodyText"/>
         <w:bidi w:val="0"/>
-        <w:spacing w:lineRule="auto" w:line="276" w:before="0" w:after="120"/>
-        <w:jc w:val="both"/>
-        <w:rPr/>
-      </w:pPr>
-      <w:r>
-        <w:rPr/>
-      </w:r>
-    </w:p>
-    <w:p>
-      <w:pPr>
-        <w:pStyle w:val="BodyText"/>
-        <w:bidi w:val="0"/>
-        <w:spacing w:lineRule="auto" w:line="276" w:before="0" w:after="120"/>
-        <w:jc w:val="both"/>
-        <w:rPr/>
-      </w:pPr>
-      <w:r>
-        <w:rPr/>
-      </w:r>
-    </w:p>
-    <w:p>
-      <w:pPr>
-        <w:pStyle w:val="BodyText"/>
-        <w:bidi w:val="0"/>
-        <w:spacing w:lineRule="auto" w:line="276" w:before="0" w:after="120"/>
-        <w:jc w:val="both"/>
-        <w:rPr/>
-      </w:pPr>
-      <w:r>
-        <w:rPr/>
-      </w:r>
-    </w:p>
-    <w:p>
-      <w:pPr>
-        <w:pStyle w:val="BodyText"/>
-        <w:bidi w:val="0"/>
-        <w:spacing w:lineRule="auto" w:line="276" w:before="0" w:after="120"/>
-        <w:jc w:val="both"/>
-        <w:rPr/>
-      </w:pPr>
-      <w:r>
-        <w:rPr/>
-      </w:r>
-    </w:p>
-    <w:p>
-      <w:pPr>
-        <w:pStyle w:val="BodyText"/>
-        <w:bidi w:val="0"/>
-        <w:spacing w:lineRule="auto" w:line="276" w:before="0" w:after="120"/>
-        <w:jc w:val="both"/>
-        <w:rPr/>
-      </w:pPr>
-      <w:r>
-        <w:rPr/>
-      </w:r>
-    </w:p>
-    <w:p>
-      <w:pPr>
-        <w:pStyle w:val="BodyText"/>
-        <w:bidi w:val="0"/>
-        <w:spacing w:lineRule="auto" w:line="276" w:before="0" w:after="120"/>
+        <w:spacing w:lineRule="auto" w:line="276" w:before="0" w:after="340"/>
+        <w:jc w:val="both"/>
+        <w:rPr/>
+      </w:pPr>
+      <w:r>
+        <w:rPr/>
+      </w:r>
+    </w:p>
+    <w:p>
+      <w:pPr>
+        <w:pStyle w:val="BodyText"/>
+        <w:bidi w:val="0"/>
+        <w:spacing w:lineRule="auto" w:line="276" w:before="0" w:after="340"/>
+        <w:jc w:val="both"/>
+        <w:rPr/>
+      </w:pPr>
+      <w:r>
+        <w:rPr/>
+      </w:r>
+    </w:p>
+    <w:p>
+      <w:pPr>
+        <w:pStyle w:val="BodyText"/>
+        <w:bidi w:val="0"/>
+        <w:spacing w:lineRule="auto" w:line="276" w:before="0" w:after="340"/>
+        <w:jc w:val="both"/>
+        <w:rPr/>
+      </w:pPr>
+      <w:r>
+        <w:rPr/>
+      </w:r>
+    </w:p>
+    <w:p>
+      <w:pPr>
+        <w:pStyle w:val="BodyText"/>
+        <w:bidi w:val="0"/>
+        <w:spacing w:lineRule="auto" w:line="276" w:before="0" w:after="340"/>
+        <w:jc w:val="both"/>
+        <w:rPr/>
+      </w:pPr>
+      <w:r>
+        <w:rPr/>
+      </w:r>
+    </w:p>
+    <w:p>
+      <w:pPr>
+        <w:pStyle w:val="BodyText"/>
+        <w:bidi w:val="0"/>
+        <w:spacing w:lineRule="auto" w:line="276" w:before="0" w:after="340"/>
+        <w:jc w:val="both"/>
+        <w:rPr/>
+      </w:pPr>
+      <w:r>
+        <w:rPr/>
+      </w:r>
+    </w:p>
+    <w:p>
+      <w:pPr>
+        <w:pStyle w:val="BodyText"/>
+        <w:bidi w:val="0"/>
+        <w:spacing w:lineRule="auto" w:line="276" w:before="0" w:after="340"/>
         <w:jc w:val="both"/>
         <w:rPr/>
       </w:pPr>
@@ -709,7 +709,7 @@
       <w:pPr>
         <w:pStyle w:val="BodyText"/>
         <w:bidi w:val="0"/>
-        <w:spacing w:lineRule="auto" w:line="276" w:before="0" w:after="120"/>
+        <w:spacing w:lineRule="auto" w:line="276" w:before="0" w:after="340"/>
         <w:jc w:val="both"/>
         <w:rPr/>
       </w:pPr>
@@ -728,7 +728,7 @@
       <w:pPr>
         <w:pStyle w:val="BodyText"/>
         <w:bidi w:val="0"/>
-        <w:spacing w:lineRule="auto" w:line="276" w:before="0" w:after="120"/>
+        <w:spacing w:lineRule="auto" w:line="276" w:before="0" w:after="340"/>
         <w:jc w:val="both"/>
         <w:rPr/>
       </w:pPr>
@@ -747,67 +747,67 @@
       <w:pPr>
         <w:pStyle w:val="BodyText"/>
         <w:bidi w:val="0"/>
-        <w:spacing w:lineRule="auto" w:line="276" w:before="0" w:after="120"/>
-        <w:jc w:val="both"/>
-        <w:rPr/>
-      </w:pPr>
-      <w:r>
-        <w:rPr/>
-      </w:r>
-    </w:p>
-    <w:p>
-      <w:pPr>
-        <w:pStyle w:val="BodyText"/>
-        <w:bidi w:val="0"/>
-        <w:spacing w:lineRule="auto" w:line="276" w:before="0" w:after="120"/>
-        <w:jc w:val="both"/>
-        <w:rPr/>
-      </w:pPr>
-      <w:r>
-        <w:rPr/>
-      </w:r>
-    </w:p>
-    <w:p>
-      <w:pPr>
-        <w:pStyle w:val="BodyText"/>
-        <w:bidi w:val="0"/>
-        <w:spacing w:lineRule="auto" w:line="276" w:before="0" w:after="120"/>
-        <w:jc w:val="both"/>
-        <w:rPr/>
-      </w:pPr>
-      <w:r>
-        <w:rPr/>
-      </w:r>
-    </w:p>
-    <w:p>
-      <w:pPr>
-        <w:pStyle w:val="BodyText"/>
-        <w:bidi w:val="0"/>
-        <w:spacing w:lineRule="auto" w:line="276" w:before="0" w:after="120"/>
-        <w:jc w:val="both"/>
-        <w:rPr/>
-      </w:pPr>
-      <w:r>
-        <w:rPr/>
-      </w:r>
-    </w:p>
-    <w:p>
-      <w:pPr>
-        <w:pStyle w:val="BodyText"/>
-        <w:bidi w:val="0"/>
-        <w:spacing w:lineRule="auto" w:line="276" w:before="0" w:after="120"/>
-        <w:jc w:val="both"/>
-        <w:rPr/>
-      </w:pPr>
-      <w:r>
-        <w:rPr/>
-      </w:r>
-    </w:p>
-    <w:p>
-      <w:pPr>
-        <w:pStyle w:val="BodyText"/>
-        <w:bidi w:val="0"/>
-        <w:spacing w:lineRule="auto" w:line="276" w:before="0" w:after="120"/>
+        <w:spacing w:lineRule="auto" w:line="276" w:before="0" w:after="340"/>
+        <w:jc w:val="both"/>
+        <w:rPr/>
+      </w:pPr>
+      <w:r>
+        <w:rPr/>
+      </w:r>
+    </w:p>
+    <w:p>
+      <w:pPr>
+        <w:pStyle w:val="BodyText"/>
+        <w:bidi w:val="0"/>
+        <w:spacing w:lineRule="auto" w:line="276" w:before="0" w:after="340"/>
+        <w:jc w:val="both"/>
+        <w:rPr/>
+      </w:pPr>
+      <w:r>
+        <w:rPr/>
+      </w:r>
+    </w:p>
+    <w:p>
+      <w:pPr>
+        <w:pStyle w:val="BodyText"/>
+        <w:bidi w:val="0"/>
+        <w:spacing w:lineRule="auto" w:line="276" w:before="0" w:after="340"/>
+        <w:jc w:val="both"/>
+        <w:rPr/>
+      </w:pPr>
+      <w:r>
+        <w:rPr/>
+      </w:r>
+    </w:p>
+    <w:p>
+      <w:pPr>
+        <w:pStyle w:val="BodyText"/>
+        <w:bidi w:val="0"/>
+        <w:spacing w:lineRule="auto" w:line="276" w:before="0" w:after="340"/>
+        <w:jc w:val="both"/>
+        <w:rPr/>
+      </w:pPr>
+      <w:r>
+        <w:rPr/>
+      </w:r>
+    </w:p>
+    <w:p>
+      <w:pPr>
+        <w:pStyle w:val="BodyText"/>
+        <w:bidi w:val="0"/>
+        <w:spacing w:lineRule="auto" w:line="276" w:before="0" w:after="340"/>
+        <w:jc w:val="both"/>
+        <w:rPr/>
+      </w:pPr>
+      <w:r>
+        <w:rPr/>
+      </w:r>
+    </w:p>
+    <w:p>
+      <w:pPr>
+        <w:pStyle w:val="BodyText"/>
+        <w:bidi w:val="0"/>
+        <w:spacing w:lineRule="auto" w:line="276" w:before="0" w:after="340"/>
         <w:jc w:val="both"/>
         <w:rPr/>
       </w:pPr>
@@ -833,7 +833,7 @@
       <w:pPr>
         <w:pStyle w:val="BodyText"/>
         <w:bidi w:val="0"/>
-        <w:spacing w:lineRule="auto" w:line="276" w:before="0" w:after="120"/>
+        <w:spacing w:lineRule="auto" w:line="276" w:before="0" w:after="340"/>
         <w:jc w:val="both"/>
         <w:rPr/>
       </w:pPr>
@@ -852,7 +852,7 @@
       <w:pPr>
         <w:pStyle w:val="BodyText"/>
         <w:bidi w:val="0"/>
-        <w:spacing w:lineRule="auto" w:line="276" w:before="0" w:after="120"/>
+        <w:spacing w:lineRule="auto" w:line="276" w:before="0" w:after="340"/>
         <w:jc w:val="both"/>
         <w:rPr/>
       </w:pPr>
@@ -885,7 +885,7 @@
       <w:pPr>
         <w:pStyle w:val="BodyText"/>
         <w:bidi w:val="0"/>
-        <w:spacing w:lineRule="auto" w:line="276" w:before="0" w:after="120"/>
+        <w:spacing w:lineRule="auto" w:line="276" w:before="0" w:after="340"/>
         <w:jc w:val="both"/>
         <w:rPr/>
       </w:pPr>
@@ -904,7 +904,7 @@
       <w:pPr>
         <w:pStyle w:val="BodyText"/>
         <w:bidi w:val="0"/>
-        <w:spacing w:lineRule="auto" w:line="276" w:before="0" w:after="120"/>
+        <w:spacing w:lineRule="auto" w:line="276" w:before="0" w:after="340"/>
         <w:jc w:val="both"/>
         <w:rPr/>
       </w:pPr>
@@ -937,7 +937,7 @@
       <w:pPr>
         <w:pStyle w:val="BodyText"/>
         <w:bidi w:val="0"/>
-        <w:spacing w:lineRule="auto" w:line="276" w:before="0" w:after="120"/>
+        <w:spacing w:lineRule="auto" w:line="276" w:before="0" w:after="340"/>
         <w:jc w:val="both"/>
         <w:rPr/>
       </w:pPr>
@@ -970,7 +970,7 @@
       <w:pPr>
         <w:pStyle w:val="BodyText"/>
         <w:bidi w:val="0"/>
-        <w:spacing w:lineRule="auto" w:line="276" w:before="0" w:after="120"/>
+        <w:spacing w:lineRule="auto" w:line="276" w:before="0" w:after="340"/>
         <w:jc w:val="both"/>
         <w:rPr/>
       </w:pPr>
@@ -989,7 +989,7 @@
       <w:pPr>
         <w:pStyle w:val="BodyText"/>
         <w:bidi w:val="0"/>
-        <w:spacing w:lineRule="auto" w:line="276" w:before="0" w:after="120"/>
+        <w:spacing w:lineRule="auto" w:line="276" w:before="0" w:after="340"/>
         <w:jc w:val="both"/>
         <w:rPr/>
       </w:pPr>
@@ -1022,7 +1022,7 @@
       <w:pPr>
         <w:pStyle w:val="BodyText"/>
         <w:bidi w:val="0"/>
-        <w:spacing w:lineRule="auto" w:line="276" w:before="0" w:after="120"/>
+        <w:spacing w:lineRule="auto" w:line="276" w:before="0" w:after="340"/>
         <w:jc w:val="both"/>
         <w:rPr/>
       </w:pPr>
@@ -1035,7 +1035,7 @@
       <w:pPr>
         <w:pStyle w:val="BodyText"/>
         <w:bidi w:val="0"/>
-        <w:spacing w:lineRule="auto" w:line="276" w:before="0" w:after="120"/>
+        <w:spacing w:lineRule="auto" w:line="276" w:before="0" w:after="340"/>
         <w:jc w:val="both"/>
         <w:rPr/>
       </w:pPr>
@@ -1048,7 +1048,7 @@
       <w:pPr>
         <w:pStyle w:val="BodyText"/>
         <w:bidi w:val="0"/>
-        <w:spacing w:lineRule="auto" w:line="276" w:before="0" w:after="120"/>
+        <w:spacing w:lineRule="auto" w:line="276" w:before="0" w:after="340"/>
         <w:jc w:val="both"/>
         <w:rPr/>
       </w:pPr>
@@ -1075,7 +1075,7 @@
       <w:pPr>
         <w:pStyle w:val="BodyText"/>
         <w:bidi w:val="0"/>
-        <w:spacing w:lineRule="auto" w:line="276" w:before="0" w:after="120"/>
+        <w:spacing w:lineRule="auto" w:line="276" w:before="0" w:after="340"/>
         <w:jc w:val="both"/>
         <w:rPr/>
       </w:pPr>
@@ -1088,7 +1088,7 @@
       <w:pPr>
         <w:pStyle w:val="BodyText"/>
         <w:bidi w:val="0"/>
-        <w:spacing w:lineRule="auto" w:line="276" w:before="0" w:after="120"/>
+        <w:spacing w:lineRule="auto" w:line="276" w:before="0" w:after="340"/>
         <w:jc w:val="both"/>
         <w:rPr/>
       </w:pPr>
@@ -1115,7 +1115,7 @@
       <w:pPr>
         <w:pStyle w:val="BodyText"/>
         <w:bidi w:val="0"/>
-        <w:spacing w:lineRule="auto" w:line="276" w:before="0" w:after="120"/>
+        <w:spacing w:lineRule="auto" w:line="276" w:before="0" w:after="340"/>
         <w:jc w:val="both"/>
         <w:rPr/>
       </w:pPr>
@@ -1128,7 +1128,7 @@
       <w:pPr>
         <w:pStyle w:val="BodyText"/>
         <w:bidi w:val="0"/>
-        <w:spacing w:lineRule="auto" w:line="276" w:before="0" w:after="120"/>
+        <w:spacing w:lineRule="auto" w:line="276" w:before="0" w:after="340"/>
         <w:jc w:val="both"/>
         <w:rPr/>
       </w:pPr>
@@ -1141,7 +1141,7 @@
       <w:pPr>
         <w:pStyle w:val="BodyText"/>
         <w:bidi w:val="0"/>
-        <w:spacing w:lineRule="auto" w:line="276" w:before="0" w:after="120"/>
+        <w:spacing w:lineRule="auto" w:line="276" w:before="0" w:after="340"/>
         <w:jc w:val="both"/>
         <w:rPr/>
       </w:pPr>
@@ -1168,7 +1168,7 @@
       <w:pPr>
         <w:pStyle w:val="BodyText"/>
         <w:bidi w:val="0"/>
-        <w:spacing w:lineRule="auto" w:line="276" w:before="0" w:after="120"/>
+        <w:spacing w:lineRule="auto" w:line="276" w:before="0" w:after="340"/>
         <w:jc w:val="both"/>
         <w:rPr/>
       </w:pPr>
@@ -1181,7 +1181,7 @@
       <w:pPr>
         <w:pStyle w:val="BodyText"/>
         <w:bidi w:val="0"/>
-        <w:spacing w:lineRule="auto" w:line="276" w:before="0" w:after="120"/>
+        <w:spacing w:lineRule="auto" w:line="276" w:before="0" w:after="340"/>
         <w:jc w:val="both"/>
         <w:rPr/>
       </w:pPr>
@@ -1194,7 +1194,7 @@
       <w:pPr>
         <w:pStyle w:val="BodyText"/>
         <w:bidi w:val="0"/>
-        <w:spacing w:lineRule="auto" w:line="276" w:before="0" w:after="120"/>
+        <w:spacing w:lineRule="auto" w:line="276" w:before="0" w:after="340"/>
         <w:jc w:val="both"/>
         <w:rPr/>
       </w:pPr>
@@ -1221,7 +1221,7 @@
       <w:pPr>
         <w:pStyle w:val="BodyText"/>
         <w:bidi w:val="0"/>
-        <w:spacing w:lineRule="auto" w:line="276" w:before="0" w:after="120"/>
+        <w:spacing w:lineRule="auto" w:line="276" w:before="0" w:after="340"/>
         <w:jc w:val="both"/>
         <w:rPr/>
       </w:pPr>
@@ -1234,7 +1234,7 @@
       <w:pPr>
         <w:pStyle w:val="BodyText"/>
         <w:bidi w:val="0"/>
-        <w:spacing w:lineRule="auto" w:line="276" w:before="0" w:after="120"/>
+        <w:spacing w:lineRule="auto" w:line="276" w:before="0" w:after="340"/>
         <w:jc w:val="both"/>
         <w:rPr/>
       </w:pPr>
@@ -1270,15 +1270,15 @@
         </w:tblCellMar>
       </w:tblPr>
       <w:tblGrid>
-        <w:gridCol w:w="3024"/>
-        <w:gridCol w:w="3024"/>
-        <w:gridCol w:w="3024"/>
+        <w:gridCol w:w="3135"/>
+        <w:gridCol w:w="3135"/>
+        <w:gridCol w:w="3136"/>
       </w:tblGrid>
       <w:tr>
         <w:trPr/>
         <w:tc>
           <w:tcPr>
-            <w:tcW w:w="3024" w:type="dxa"/>
+            <w:tcW w:w="3135" w:type="dxa"/>
             <w:tcBorders/>
           </w:tcPr>
           <w:p>
@@ -1295,7 +1295,7 @@
         </w:tc>
         <w:tc>
           <w:tcPr>
-            <w:tcW w:w="3024" w:type="dxa"/>
+            <w:tcW w:w="3135" w:type="dxa"/>
             <w:tcBorders/>
           </w:tcPr>
           <w:p>
@@ -1312,7 +1312,7 @@
         </w:tc>
         <w:tc>
           <w:tcPr>
-            <w:tcW w:w="3024" w:type="dxa"/>
+            <w:tcW w:w="3136" w:type="dxa"/>
             <w:tcBorders/>
           </w:tcPr>
           <w:p>
@@ -1332,7 +1332,7 @@
         <w:trPr/>
         <w:tc>
           <w:tcPr>
-            <w:tcW w:w="3024" w:type="dxa"/>
+            <w:tcW w:w="3135" w:type="dxa"/>
             <w:tcBorders/>
           </w:tcPr>
           <w:p>
@@ -1349,7 +1349,7 @@
         </w:tc>
         <w:tc>
           <w:tcPr>
-            <w:tcW w:w="3024" w:type="dxa"/>
+            <w:tcW w:w="3135" w:type="dxa"/>
             <w:tcBorders/>
           </w:tcPr>
           <w:p>
@@ -1366,7 +1366,7 @@
         </w:tc>
         <w:tc>
           <w:tcPr>
-            <w:tcW w:w="3024" w:type="dxa"/>
+            <w:tcW w:w="3136" w:type="dxa"/>
             <w:tcBorders/>
           </w:tcPr>
           <w:p>
@@ -1386,7 +1386,7 @@
         <w:trPr/>
         <w:tc>
           <w:tcPr>
-            <w:tcW w:w="3024" w:type="dxa"/>
+            <w:tcW w:w="3135" w:type="dxa"/>
             <w:tcBorders/>
           </w:tcPr>
           <w:p>
@@ -1403,7 +1403,7 @@
         </w:tc>
         <w:tc>
           <w:tcPr>
-            <w:tcW w:w="3024" w:type="dxa"/>
+            <w:tcW w:w="3135" w:type="dxa"/>
             <w:tcBorders/>
           </w:tcPr>
           <w:p>
@@ -1420,7 +1420,7 @@
         </w:tc>
         <w:tc>
           <w:tcPr>
-            <w:tcW w:w="3024" w:type="dxa"/>
+            <w:tcW w:w="3136" w:type="dxa"/>
             <w:tcBorders/>
           </w:tcPr>
           <w:p>
@@ -1440,7 +1440,7 @@
         <w:trPr/>
         <w:tc>
           <w:tcPr>
-            <w:tcW w:w="3024" w:type="dxa"/>
+            <w:tcW w:w="3135" w:type="dxa"/>
             <w:tcBorders/>
           </w:tcPr>
           <w:p>
@@ -1457,7 +1457,7 @@
         </w:tc>
         <w:tc>
           <w:tcPr>
-            <w:tcW w:w="3024" w:type="dxa"/>
+            <w:tcW w:w="3135" w:type="dxa"/>
             <w:tcBorders/>
           </w:tcPr>
           <w:p>
@@ -1474,7 +1474,7 @@
         </w:tc>
         <w:tc>
           <w:tcPr>
-            <w:tcW w:w="3024" w:type="dxa"/>
+            <w:tcW w:w="3136" w:type="dxa"/>
             <w:tcBorders/>
           </w:tcPr>
           <w:p>
@@ -1531,16 +1531,16 @@
         </w:tblCellMar>
       </w:tblPr>
       <w:tblGrid>
-        <w:gridCol w:w="2267"/>
-        <w:gridCol w:w="2268"/>
-        <w:gridCol w:w="2268"/>
-        <w:gridCol w:w="2269"/>
+        <w:gridCol w:w="2351"/>
+        <w:gridCol w:w="2351"/>
+        <w:gridCol w:w="2352"/>
+        <w:gridCol w:w="2352"/>
       </w:tblGrid>
       <w:tr>
         <w:trPr/>
         <w:tc>
           <w:tcPr>
-            <w:tcW w:w="2267" w:type="dxa"/>
+            <w:tcW w:w="2351" w:type="dxa"/>
             <w:tcBorders/>
           </w:tcPr>
           <w:p>
@@ -1557,7 +1557,7 @@
         </w:tc>
         <w:tc>
           <w:tcPr>
-            <w:tcW w:w="2268" w:type="dxa"/>
+            <w:tcW w:w="2351" w:type="dxa"/>
             <w:tcBorders/>
           </w:tcPr>
           <w:p>
@@ -1574,7 +1574,7 @@
         </w:tc>
         <w:tc>
           <w:tcPr>
-            <w:tcW w:w="2268" w:type="dxa"/>
+            <w:tcW w:w="2352" w:type="dxa"/>
             <w:tcBorders/>
           </w:tcPr>
           <w:p>
@@ -1591,7 +1591,7 @@
         </w:tc>
         <w:tc>
           <w:tcPr>
-            <w:tcW w:w="2269" w:type="dxa"/>
+            <w:tcW w:w="2352" w:type="dxa"/>
             <w:tcBorders/>
           </w:tcPr>
           <w:p>
@@ -1611,7 +1611,7 @@
         <w:trPr/>
         <w:tc>
           <w:tcPr>
-            <w:tcW w:w="2267" w:type="dxa"/>
+            <w:tcW w:w="2351" w:type="dxa"/>
             <w:tcBorders/>
           </w:tcPr>
           <w:p>
@@ -1628,7 +1628,7 @@
         </w:tc>
         <w:tc>
           <w:tcPr>
-            <w:tcW w:w="2268" w:type="dxa"/>
+            <w:tcW w:w="2351" w:type="dxa"/>
             <w:tcBorders/>
           </w:tcPr>
           <w:p>
@@ -1645,7 +1645,7 @@
         </w:tc>
         <w:tc>
           <w:tcPr>
-            <w:tcW w:w="2268" w:type="dxa"/>
+            <w:tcW w:w="2352" w:type="dxa"/>
             <w:tcBorders/>
           </w:tcPr>
           <w:p>
@@ -1662,7 +1662,7 @@
         </w:tc>
         <w:tc>
           <w:tcPr>
-            <w:tcW w:w="2269" w:type="dxa"/>
+            <w:tcW w:w="2352" w:type="dxa"/>
             <w:tcBorders/>
           </w:tcPr>
           <w:p>
@@ -1682,7 +1682,7 @@
         <w:trPr/>
         <w:tc>
           <w:tcPr>
-            <w:tcW w:w="2267" w:type="dxa"/>
+            <w:tcW w:w="2351" w:type="dxa"/>
             <w:tcBorders/>
           </w:tcPr>
           <w:p>
@@ -1699,7 +1699,7 @@
         </w:tc>
         <w:tc>
           <w:tcPr>
-            <w:tcW w:w="2268" w:type="dxa"/>
+            <w:tcW w:w="2351" w:type="dxa"/>
             <w:tcBorders/>
           </w:tcPr>
           <w:p>
@@ -1716,7 +1716,7 @@
         </w:tc>
         <w:tc>
           <w:tcPr>
-            <w:tcW w:w="2268" w:type="dxa"/>
+            <w:tcW w:w="2352" w:type="dxa"/>
             <w:tcBorders/>
           </w:tcPr>
           <w:p>
@@ -1733,7 +1733,7 @@
         </w:tc>
         <w:tc>
           <w:tcPr>
-            <w:tcW w:w="2269" w:type="dxa"/>
+            <w:tcW w:w="2352" w:type="dxa"/>
             <w:tcBorders/>
           </w:tcPr>
           <w:p>
@@ -1753,7 +1753,7 @@
         <w:trPr/>
         <w:tc>
           <w:tcPr>
-            <w:tcW w:w="2267" w:type="dxa"/>
+            <w:tcW w:w="2351" w:type="dxa"/>
             <w:tcBorders/>
           </w:tcPr>
           <w:p>
@@ -1770,7 +1770,7 @@
         </w:tc>
         <w:tc>
           <w:tcPr>
-            <w:tcW w:w="2268" w:type="dxa"/>
+            <w:tcW w:w="2351" w:type="dxa"/>
             <w:tcBorders/>
           </w:tcPr>
           <w:p>
@@ -1787,7 +1787,7 @@
         </w:tc>
         <w:tc>
           <w:tcPr>
-            <w:tcW w:w="2268" w:type="dxa"/>
+            <w:tcW w:w="2352" w:type="dxa"/>
             <w:tcBorders/>
           </w:tcPr>
           <w:p>
@@ -1804,7 +1804,7 @@
         </w:tc>
         <w:tc>
           <w:tcPr>
-            <w:tcW w:w="2269" w:type="dxa"/>
+            <w:tcW w:w="2352" w:type="dxa"/>
             <w:tcBorders/>
           </w:tcPr>
           <w:p>
@@ -1838,7 +1838,7 @@
       <w:pPr>
         <w:pStyle w:val="BodyText"/>
         <w:bidi w:val="0"/>
-        <w:spacing w:lineRule="auto" w:line="276" w:before="0" w:after="120"/>
+        <w:spacing w:lineRule="auto" w:line="276" w:before="0" w:after="340"/>
         <w:jc w:val="both"/>
         <w:rPr/>
       </w:pPr>
@@ -1918,7 +1918,7 @@
       <w:pPr>
         <w:pStyle w:val="BodyText"/>
         <w:bidi w:val="0"/>
-        <w:spacing w:lineRule="auto" w:line="276" w:before="0" w:after="120"/>
+        <w:spacing w:lineRule="auto" w:line="276" w:before="0" w:after="340"/>
         <w:jc w:val="both"/>
         <w:rPr/>
       </w:pPr>
@@ -2010,7 +2010,7 @@
       <w:pPr>
         <w:pStyle w:val="BodyText"/>
         <w:bidi w:val="0"/>
-        <w:spacing w:lineRule="auto" w:line="276" w:before="0" w:after="120"/>
+        <w:spacing w:lineRule="auto" w:line="276" w:before="0" w:after="340"/>
         <w:jc w:val="both"/>
         <w:rPr/>
       </w:pPr>
@@ -2023,7 +2023,7 @@
       <w:pPr>
         <w:pStyle w:val="BodyText"/>
         <w:bidi w:val="0"/>
-        <w:spacing w:lineRule="auto" w:line="276" w:before="0" w:after="120"/>
+        <w:spacing w:lineRule="auto" w:line="276" w:before="0" w:after="340"/>
         <w:jc w:val="both"/>
         <w:rPr/>
       </w:pPr>
@@ -2048,7 +2048,7 @@
       <w:pPr>
         <w:pStyle w:val="BodyText"/>
         <w:bidi w:val="0"/>
-        <w:spacing w:lineRule="auto" w:line="276" w:before="0" w:after="120"/>
+        <w:spacing w:lineRule="auto" w:line="276" w:before="0" w:after="340"/>
         <w:jc w:val="both"/>
         <w:rPr/>
       </w:pPr>
@@ -2061,7 +2061,7 @@
       <w:pPr>
         <w:pStyle w:val="BodyText"/>
         <w:bidi w:val="0"/>
-        <w:spacing w:lineRule="auto" w:line="276" w:before="0" w:after="120"/>
+        <w:spacing w:lineRule="auto" w:line="276" w:before="0" w:after="340"/>
         <w:jc w:val="both"/>
         <w:rPr/>
       </w:pPr>
@@ -2086,7 +2086,7 @@
       <w:pPr>
         <w:pStyle w:val="BodyText"/>
         <w:bidi w:val="0"/>
-        <w:spacing w:lineRule="auto" w:line="276" w:before="0" w:after="120"/>
+        <w:spacing w:lineRule="auto" w:line="276" w:before="0" w:after="340"/>
         <w:jc w:val="both"/>
         <w:rPr/>
       </w:pPr>
@@ -2099,7 +2099,7 @@
       <w:pPr>
         <w:pStyle w:val="BodyText"/>
         <w:bidi w:val="0"/>
-        <w:spacing w:lineRule="auto" w:line="276" w:before="0" w:after="120"/>
+        <w:spacing w:lineRule="auto" w:line="276" w:before="0" w:after="340"/>
         <w:jc w:val="both"/>
         <w:rPr/>
       </w:pPr>
@@ -2112,7 +2112,7 @@
       <w:pPr>
         <w:pStyle w:val="BodyText"/>
         <w:bidi w:val="0"/>
-        <w:spacing w:lineRule="auto" w:line="276" w:before="0" w:after="120"/>
+        <w:spacing w:lineRule="auto" w:line="276" w:before="0" w:after="340"/>
         <w:jc w:val="both"/>
         <w:rPr/>
       </w:pPr>
@@ -2125,7 +2125,7 @@
       <w:pPr>
         <w:pStyle w:val="BodyText"/>
         <w:bidi w:val="0"/>
-        <w:spacing w:lineRule="auto" w:line="276" w:before="0" w:after="120"/>
+        <w:spacing w:lineRule="auto" w:line="276" w:before="0" w:after="340"/>
         <w:jc w:val="both"/>
         <w:rPr/>
       </w:pPr>
@@ -2138,7 +2138,7 @@
       <w:pPr>
         <w:pStyle w:val="BodyText"/>
         <w:bidi w:val="0"/>
-        <w:spacing w:lineRule="auto" w:line="276" w:before="0" w:after="120"/>
+        <w:spacing w:lineRule="auto" w:line="276" w:before="0" w:after="340"/>
         <w:jc w:val="both"/>
         <w:rPr/>
       </w:pPr>
@@ -2151,7 +2151,7 @@
       <w:pPr>
         <w:pStyle w:val="BodyText"/>
         <w:bidi w:val="0"/>
-        <w:spacing w:lineRule="auto" w:line="276" w:before="0" w:after="120"/>
+        <w:spacing w:lineRule="auto" w:line="276" w:before="0" w:after="340"/>
         <w:jc w:val="both"/>
         <w:rPr/>
       </w:pPr>
@@ -2164,7 +2164,7 @@
       <w:pPr>
         <w:pStyle w:val="BodyText"/>
         <w:bidi w:val="0"/>
-        <w:spacing w:lineRule="auto" w:line="276" w:before="0" w:after="120"/>
+        <w:spacing w:lineRule="auto" w:line="276" w:before="0" w:after="340"/>
         <w:jc w:val="both"/>
         <w:rPr/>
       </w:pPr>
@@ -2177,7 +2177,7 @@
       <w:pPr>
         <w:pStyle w:val="BodyText"/>
         <w:bidi w:val="0"/>
-        <w:spacing w:lineRule="auto" w:line="276" w:before="0" w:after="120"/>
+        <w:spacing w:lineRule="auto" w:line="276" w:before="0" w:after="340"/>
         <w:jc w:val="both"/>
         <w:rPr/>
       </w:pPr>
@@ -2190,7 +2190,7 @@
       <w:pPr>
         <w:pStyle w:val="BodyText"/>
         <w:bidi w:val="0"/>
-        <w:spacing w:lineRule="auto" w:line="276" w:before="0" w:after="120"/>
+        <w:spacing w:lineRule="auto" w:line="276" w:before="0" w:after="340"/>
         <w:jc w:val="both"/>
         <w:rPr/>
       </w:pPr>
@@ -2203,7 +2203,7 @@
       <w:pPr>
         <w:pStyle w:val="BodyText"/>
         <w:bidi w:val="0"/>
-        <w:spacing w:lineRule="auto" w:line="276" w:before="0" w:after="120"/>
+        <w:spacing w:lineRule="auto" w:line="276" w:before="0" w:after="340"/>
         <w:jc w:val="both"/>
         <w:rPr/>
       </w:pPr>
@@ -2216,7 +2216,7 @@
       <w:pPr>
         <w:pStyle w:val="BodyText"/>
         <w:bidi w:val="0"/>
-        <w:spacing w:lineRule="auto" w:line="276" w:before="0" w:after="120"/>
+        <w:spacing w:lineRule="auto" w:line="276" w:before="0" w:after="340"/>
         <w:jc w:val="both"/>
         <w:rPr/>
       </w:pPr>
@@ -2229,7 +2229,7 @@
       <w:pPr>
         <w:pStyle w:val="BodyText"/>
         <w:bidi w:val="0"/>
-        <w:spacing w:lineRule="auto" w:line="276" w:before="0" w:after="120"/>
+        <w:spacing w:lineRule="auto" w:line="276" w:before="0" w:after="340"/>
         <w:jc w:val="both"/>
         <w:rPr/>
       </w:pPr>
@@ -2242,7 +2242,7 @@
       <w:pPr>
         <w:pStyle w:val="BodyText"/>
         <w:bidi w:val="0"/>
-        <w:spacing w:lineRule="auto" w:line="276" w:before="0" w:after="120"/>
+        <w:spacing w:lineRule="auto" w:line="276" w:before="0" w:after="340"/>
         <w:jc w:val="both"/>
         <w:rPr/>
       </w:pPr>
@@ -2255,7 +2255,7 @@
       <w:pPr>
         <w:pStyle w:val="BodyText"/>
         <w:bidi w:val="0"/>
-        <w:spacing w:lineRule="auto" w:line="276" w:before="0" w:after="120"/>
+        <w:spacing w:lineRule="auto" w:line="276" w:before="0" w:after="340"/>
         <w:jc w:val="both"/>
         <w:rPr/>
       </w:pPr>
@@ -2268,7 +2268,7 @@
       <w:pPr>
         <w:pStyle w:val="BodyText"/>
         <w:bidi w:val="0"/>
-        <w:spacing w:lineRule="auto" w:line="276" w:before="0" w:after="120"/>
+        <w:spacing w:lineRule="auto" w:line="276" w:before="0" w:after="340"/>
         <w:jc w:val="both"/>
         <w:rPr/>
       </w:pPr>
@@ -2281,7 +2281,7 @@
       <w:pPr>
         <w:pStyle w:val="BodyText"/>
         <w:bidi w:val="0"/>
-        <w:spacing w:lineRule="auto" w:line="276" w:before="0" w:after="120"/>
+        <w:spacing w:lineRule="auto" w:line="276" w:before="0" w:after="340"/>
         <w:jc w:val="both"/>
         <w:rPr/>
       </w:pPr>
@@ -2294,7 +2294,7 @@
       <w:pPr>
         <w:pStyle w:val="BodyText"/>
         <w:bidi w:val="0"/>
-        <w:spacing w:lineRule="auto" w:line="276" w:before="0" w:after="120"/>
+        <w:spacing w:lineRule="auto" w:line="276" w:before="0" w:after="340"/>
         <w:jc w:val="both"/>
         <w:rPr/>
       </w:pPr>
@@ -2307,7 +2307,7 @@
       <w:pPr>
         <w:pStyle w:val="BodyText"/>
         <w:bidi w:val="0"/>
-        <w:spacing w:lineRule="auto" w:line="276" w:before="0" w:after="120"/>
+        <w:spacing w:lineRule="auto" w:line="276" w:before="0" w:after="340"/>
         <w:jc w:val="both"/>
         <w:rPr/>
       </w:pPr>
@@ -2320,7 +2320,7 @@
       <w:pPr>
         <w:pStyle w:val="BodyText"/>
         <w:bidi w:val="0"/>
-        <w:spacing w:lineRule="auto" w:line="276" w:before="0" w:after="120"/>
+        <w:spacing w:lineRule="auto" w:line="276" w:before="0" w:after="340"/>
         <w:jc w:val="both"/>
         <w:rPr/>
       </w:pPr>
@@ -2333,7 +2333,7 @@
       <w:pPr>
         <w:pStyle w:val="BodyText"/>
         <w:bidi w:val="0"/>
-        <w:spacing w:lineRule="auto" w:line="276" w:before="0" w:after="120"/>
+        <w:spacing w:lineRule="auto" w:line="276" w:before="0" w:after="340"/>
         <w:jc w:val="both"/>
         <w:rPr/>
       </w:pPr>
@@ -2348,7 +2348,7 @@
         <w:numFmt w:val="decimal"/>
       </w:footnotePr>
       <w:type w:val="nextPage"/>
-      <w:pgSz w:w="11906" w:h="16838"/>
+      <w:pgSz w:w="12240" w:h="15840"/>
       <w:pgMar w:left="1417" w:right="1417" w:gutter="0" w:header="0" w:top="1417" w:footer="1417" w:bottom="1976"/>
       <w:pgNumType w:fmt="decimal"/>
       <w:formProt w:val="false"/>
@@ -2443,7 +2443,7 @@
       <w:pPr>
         <w:pStyle w:val="BodyText"/>
         <w:bidi w:val="0"/>
-        <w:spacing w:lineRule="auto" w:line="276" w:before="0" w:after="120"/>
+        <w:spacing w:lineRule="auto" w:line="276" w:before="0" w:after="340"/>
         <w:jc w:val="both"/>
         <w:rPr/>
       </w:pPr>
@@ -2464,7 +2464,7 @@
       <w:pPr>
         <w:pStyle w:val="BodyText"/>
         <w:bidi w:val="0"/>
-        <w:spacing w:lineRule="auto" w:line="276" w:before="0" w:after="120"/>
+        <w:spacing w:lineRule="auto" w:line="276" w:before="0" w:after="340"/>
         <w:jc w:val="both"/>
         <w:rPr/>
       </w:pPr>
@@ -2485,7 +2485,7 @@
       <w:pPr>
         <w:pStyle w:val="BodyText"/>
         <w:bidi w:val="0"/>
-        <w:spacing w:lineRule="auto" w:line="276" w:before="0" w:after="120"/>
+        <w:spacing w:lineRule="auto" w:line="276" w:before="0" w:after="340"/>
         <w:jc w:val="both"/>
         <w:rPr/>
       </w:pPr>
@@ -2506,7 +2506,7 @@
       <w:pPr>
         <w:pStyle w:val="BodyText"/>
         <w:bidi w:val="0"/>
-        <w:spacing w:lineRule="auto" w:line="276" w:before="0" w:after="120"/>
+        <w:spacing w:lineRule="auto" w:line="276" w:before="0" w:after="340"/>
         <w:jc w:val="both"/>
         <w:rPr/>
       </w:pPr>
@@ -2527,7 +2527,7 @@
       <w:pPr>
         <w:pStyle w:val="BodyText"/>
         <w:bidi w:val="0"/>
-        <w:spacing w:lineRule="auto" w:line="276" w:before="0" w:after="120"/>
+        <w:spacing w:lineRule="auto" w:line="276" w:before="0" w:after="340"/>
         <w:jc w:val="both"/>
         <w:rPr/>
       </w:pPr>
@@ -2548,7 +2548,7 @@
       <w:pPr>
         <w:pStyle w:val="BodyText"/>
         <w:bidi w:val="0"/>
-        <w:spacing w:lineRule="auto" w:line="276" w:before="0" w:after="120"/>
+        <w:spacing w:lineRule="auto" w:line="276" w:before="0" w:after="340"/>
         <w:jc w:val="both"/>
         <w:rPr/>
       </w:pPr>
@@ -2569,7 +2569,7 @@
       <w:pPr>
         <w:pStyle w:val="BodyText"/>
         <w:bidi w:val="0"/>
-        <w:spacing w:lineRule="auto" w:line="276" w:before="0" w:after="120"/>
+        <w:spacing w:lineRule="auto" w:line="276" w:before="0" w:after="340"/>
         <w:jc w:val="both"/>
         <w:rPr/>
       </w:pPr>
@@ -2590,7 +2590,7 @@
       <w:pPr>
         <w:pStyle w:val="BodyText"/>
         <w:bidi w:val="0"/>
-        <w:spacing w:lineRule="auto" w:line="276" w:before="0" w:after="120"/>
+        <w:spacing w:lineRule="auto" w:line="276" w:before="0" w:after="340"/>
         <w:jc w:val="both"/>
         <w:rPr/>
       </w:pPr>
@@ -2611,7 +2611,7 @@
       <w:pPr>
         <w:pStyle w:val="BodyText"/>
         <w:bidi w:val="0"/>
-        <w:spacing w:lineRule="auto" w:line="276" w:before="0" w:after="120"/>
+        <w:spacing w:lineRule="auto" w:line="276" w:before="0" w:after="340"/>
         <w:jc w:val="both"/>
         <w:rPr/>
       </w:pPr>
@@ -2632,7 +2632,7 @@
       <w:pPr>
         <w:pStyle w:val="BodyText"/>
         <w:bidi w:val="0"/>
-        <w:spacing w:lineRule="auto" w:line="276" w:before="0" w:after="120"/>
+        <w:spacing w:lineRule="auto" w:line="276" w:before="0" w:after="340"/>
         <w:jc w:val="both"/>
         <w:rPr/>
       </w:pPr>
@@ -2653,7 +2653,7 @@
       <w:pPr>
         <w:pStyle w:val="BodyText"/>
         <w:bidi w:val="0"/>
-        <w:spacing w:lineRule="auto" w:line="276" w:before="0" w:after="120"/>
+        <w:spacing w:lineRule="auto" w:line="276" w:before="0" w:after="340"/>
         <w:jc w:val="both"/>
         <w:rPr/>
       </w:pPr>
@@ -2674,7 +2674,7 @@
       <w:pPr>
         <w:pStyle w:val="BodyText"/>
         <w:bidi w:val="0"/>
-        <w:spacing w:lineRule="auto" w:line="276" w:before="0" w:after="120"/>
+        <w:spacing w:lineRule="auto" w:line="276" w:before="0" w:after="340"/>
         <w:jc w:val="both"/>
         <w:rPr/>
       </w:pPr>
@@ -2953,11 +2953,11 @@
     <w:name w:val="Body Text"/>
     <w:basedOn w:val="Normal"/>
     <w:pPr>
-      <w:spacing w:lineRule="auto" w:line="276" w:before="0" w:after="120"/>
+      <w:spacing w:lineRule="auto" w:line="276" w:before="0" w:after="340"/>
       <w:jc w:val="both"/>
     </w:pPr>
     <w:rPr>
-      <w:rFonts w:ascii="Times New Roman" w:hAnsi="Times New Roman"/>
+      <w:rFonts w:ascii="Comic Sans MS" w:hAnsi="Comic Sans MS"/>
       <w:sz w:val="24"/>
     </w:rPr>
   </w:style>
